--- a/assets/handouts/lens-3-lifecycle-matrix.docx
+++ b/assets/handouts/lens-3-lifecycle-matrix.docx
@@ -51,7 +51,81 @@
         <w:t xml:space="preserve"> </w:t>
       </w:r>
       <w:r>
-        <w:t xml:space="preserve">Choose a system from a research-use description in your group. Use ChatGPT as in the case only if no description fits. For each stage, write who does the work, who carries the risk, and who has recourse. Mark the stage of highest risk and the stage where you have most influence. See the</w:t>
+        <w:t xml:space="preserve">Choose your group’s research use, or use ChatGPT and the prepared Kenya case. Select</w:t>
+      </w:r>
+      <w:r>
+        <w:t xml:space="preserve"> </w:t>
+      </w:r>
+      <w:r>
+        <w:rPr>
+          <w:b/>
+          <w:bCs/>
+        </w:rPr>
+        <w:t xml:space="preserve">2–3 stages</w:t>
+      </w:r>
+      <w:r>
+        <w:t xml:space="preserve"> </w:t>
+      </w:r>
+      <w:r>
+        <w:t xml:space="preserve">(3 min). Record</w:t>
+      </w:r>
+      <w:r>
+        <w:t xml:space="preserve"> </w:t>
+      </w:r>
+      <w:r>
+        <w:rPr>
+          <w:b/>
+          <w:bCs/>
+        </w:rPr>
+        <w:t xml:space="preserve">who works, who carries the risk, and who has recourse</w:t>
+      </w:r>
+      <w:r>
+        <w:t xml:space="preserve">, with sources (7 min). Mark the highest risk and your greatest influence among those stages (2 min). Write one</w:t>
+      </w:r>
+      <w:r>
+        <w:t xml:space="preserve"> </w:t>
+      </w:r>
+      <w:r>
+        <w:rPr>
+          <w:b/>
+          <w:bCs/>
+        </w:rPr>
+        <w:t xml:space="preserve">PROPOSED</w:t>
+      </w:r>
+      <w:r>
+        <w:t xml:space="preserve"> </w:t>
+      </w:r>
+      <w:r>
+        <w:t xml:space="preserve">intervention (3 min). Write</w:t>
+      </w:r>
+      <w:r>
+        <w:t xml:space="preserve"> </w:t>
+      </w:r>
+      <w:r>
+        <w:rPr>
+          <w:b/>
+          <w:bCs/>
+        </w:rPr>
+        <w:t xml:space="preserve">Unknown</w:t>
+      </w:r>
+      <w:r>
+        <w:t xml:space="preserve"> </w:t>
+      </w:r>
+      <w:r>
+        <w:t xml:space="preserve">for missing evidence. Mark other stages</w:t>
+      </w:r>
+      <w:r>
+        <w:t xml:space="preserve"> </w:t>
+      </w:r>
+      <w:r>
+        <w:rPr>
+          <w:b/>
+          <w:bCs/>
+        </w:rPr>
+        <w:t xml:space="preserve">Not examined</w:t>
+      </w:r>
+      <w:r>
+        <w:t xml:space="preserve">. See the</w:t>
       </w:r>
       <w:r>
         <w:t xml:space="preserve"> </w:t>
@@ -429,6 +503,11 @@
       </w:tr>
     </w:tbl>
     <w:p>
+      <w:r>
+        <w:br w:type="page"/>
+      </w:r>
+    </w:p>
+    <w:p>
       <w:pPr>
         <w:pStyle w:val="TableCaption"/>
       </w:pPr>
@@ -553,7 +632,7 @@
         <w:pStyle w:val="FirstParagraph"/>
       </w:pPr>
       <w:r>
-        <w:t xml:space="preserve">Carry your main finding over to the twelve shared fields. You use them again in the research-use clinic.</w:t>
+        <w:t xml:space="preserve">Transfer your main finding to the shared fields during the research-use clinic. This step is outside the 15-minute activity.</w:t>
       </w:r>
     </w:p>
     <w:p>
@@ -886,6 +965,8 @@
       <w:footnotePr>
         <w:numRestart w:val="eachSect"/>
       </w:footnotePr>
+      <w:pgSz w:h="11906" w:orient="landscape" w:w="16838"/>
+      <w:pgMar w:bottom="850" w:footer="425" w:gutter="0" w:header="425" w:left="907" w:right="907" w:top="850"/>
     </w:sectPr>
   </w:body>
 </w:document>
